--- a/az/stories/at-the-fish-shop.docx
+++ b/az/stories/at-the-fish-shop.docx
@@ -4,499 +4,260 @@
   <w:body>
     <w:p>
       <w:pPr>
-        <w:pStyle w:val="Heading1"/>
+        <w:spacing w:before="0" w:after="60"/>
+        <w:jc w:val="left"/>
       </w:pPr>
       <w:r>
+        <w:rPr>
+          <w:rFonts w:ascii="Arial" w:hAnsi="Arial" w:eastAsia="Arial"/>
+          <w:i w:val="0"/>
+          <w:color w:val="000000"/>
+          <w:sz w:val="52"/>
+        </w:rPr>
         <w:t>Balıq dükanında</w:t>
       </w:r>
     </w:p>
     <w:p>
       <w:pPr>
-        <w:ind w:firstLine="425"/>
-        <w:jc w:val="both"/>
+        <w:jc w:val="left"/>
       </w:pPr>
       <w:r>
         <w:rPr>
-          <w:rFonts w:ascii="Times New Roman" w:hAnsi="Times New Roman" w:cs="Times New Roman"/>
-          <w:b w:val="0"/>
+          <w:rFonts w:ascii="Arial" w:hAnsi="Arial" w:eastAsia="Arial"/>
           <w:i w:val="0"/>
-          <w:sz w:val="24"/>
+          <w:color w:val="000000"/>
+          <w:sz w:val="22"/>
         </w:rPr>
-        <w:t>Adamın iş günü bitmişdi, evə getmək vaxtı idi. O, ofisdən çıxıb avtobus dayanacağına doğru yönəldi. Yaxınlıqdakı balıq dükanının yanından keçərkən:</w:t>
+        <w:t>İşdən çıxan bir kişi avtobus dayanacağına gedərkən balıq dükanının yanından keçdi. Qızı ilə həyat yoldaşının balığı sevdiyini düşünüb onları sevindirmək üçün içəri girdi.</w:t>
       </w:r>
     </w:p>
     <w:p>
       <w:pPr>
-        <w:ind w:firstLine="425"/>
-        <w:jc w:val="both"/>
+        <w:jc w:val="left"/>
       </w:pPr>
       <w:r>
         <w:rPr>
-          <w:rFonts w:ascii="Times New Roman" w:hAnsi="Times New Roman" w:cs="Times New Roman"/>
-          <w:b w:val="0"/>
+          <w:rFonts w:ascii="Arial" w:hAnsi="Arial" w:eastAsia="Arial"/>
           <w:i w:val="0"/>
-          <w:sz w:val="24"/>
+          <w:color w:val="000000"/>
+          <w:sz w:val="22"/>
         </w:rPr>
-        <w:t>— Həm qızım, həm də yoldaşım balığı çox sevir; qoy bu axşam onları sevindirim, bir az balıq alıb evə aparım, — deyib dükana girdi.</w:t>
+        <w:t>Satıcıdan əvvəl bir kilo, sonra iki kilo balıq çəkməsini istədi. Bu vaxt nimdaş paltolu yaşlı bir qadın ürkə-ürkə yaxınlaşıb soruşdu:</w:t>
       </w:r>
     </w:p>
     <w:p>
       <w:pPr>
-        <w:ind w:firstLine="425"/>
-        <w:jc w:val="both"/>
+        <w:jc w:val="left"/>
       </w:pPr>
       <w:r>
         <w:rPr>
-          <w:rFonts w:ascii="Times New Roman" w:hAnsi="Times New Roman" w:cs="Times New Roman"/>
-          <w:b w:val="0"/>
+          <w:rFonts w:ascii="Arial" w:hAnsi="Arial" w:eastAsia="Arial"/>
           <w:i w:val="0"/>
-          <w:sz w:val="24"/>
+          <w:color w:val="000000"/>
+          <w:sz w:val="22"/>
         </w:rPr>
-        <w:t>Satıcıya yaxınlaşıb ondan bir kilo balıq çəkməsini istədi. Sonra bir az düşündü:</w:t>
+        <w:t>— Oğlum, mənə də balıq alarsanmı?</w:t>
       </w:r>
     </w:p>
     <w:p>
       <w:pPr>
-        <w:ind w:firstLine="425"/>
-        <w:jc w:val="both"/>
+        <w:jc w:val="left"/>
       </w:pPr>
       <w:r>
         <w:rPr>
-          <w:rFonts w:ascii="Times New Roman" w:hAnsi="Times New Roman" w:cs="Times New Roman"/>
-          <w:b w:val="0"/>
+          <w:rFonts w:ascii="Arial" w:hAnsi="Arial" w:eastAsia="Arial"/>
           <w:i w:val="0"/>
-          <w:sz w:val="24"/>
+          <w:color w:val="000000"/>
+          <w:sz w:val="22"/>
         </w:rPr>
-        <w:t>— Qardaş, istəsən, iki kilo çək, — dedi.</w:t>
+        <w:t>Kişi tərəddüd etmədən satıcıya dedi:</w:t>
       </w:r>
     </w:p>
     <w:p>
       <w:pPr>
-        <w:ind w:firstLine="425"/>
-        <w:jc w:val="both"/>
+        <w:jc w:val="left"/>
       </w:pPr>
       <w:r>
         <w:rPr>
-          <w:rFonts w:ascii="Times New Roman" w:hAnsi="Times New Roman" w:cs="Times New Roman"/>
-          <w:b w:val="0"/>
+          <w:rFonts w:ascii="Arial" w:hAnsi="Arial" w:eastAsia="Arial"/>
           <w:i w:val="0"/>
-          <w:sz w:val="24"/>
+          <w:color w:val="000000"/>
+          <w:sz w:val="22"/>
         </w:rPr>
-        <w:t>— Gözüm üstə, — deyə balıqçı balıqları tərəzinin gözünə doldurmağa başladı.</w:t>
+        <w:t>— Dörd kilo çək: ikisi mənim, ikisi də xalanın.</w:t>
       </w:r>
     </w:p>
     <w:p>
       <w:pPr>
-        <w:ind w:firstLine="425"/>
-        <w:jc w:val="both"/>
+        <w:jc w:val="left"/>
       </w:pPr>
       <w:r>
         <w:rPr>
-          <w:rFonts w:ascii="Times New Roman" w:hAnsi="Times New Roman" w:cs="Times New Roman"/>
-          <w:b w:val="0"/>
+          <w:rFonts w:ascii="Arial" w:hAnsi="Arial" w:eastAsia="Arial"/>
           <w:i w:val="0"/>
-          <w:sz w:val="24"/>
+          <w:color w:val="000000"/>
+          <w:sz w:val="22"/>
         </w:rPr>
-        <w:t>Elə bu anda əynində nimdaş palto olan ixtiyar bir qadın ürkək addımlarla onlara yaxınlaşdı:</w:t>
+        <w:t>Sonra qadından çörəyinin olub-olmadığını soruşdu. “Yoxdur” cavabını eşidəndə qarşıdakı dükanından dörd çörək alıb onun payını verdi.</w:t>
       </w:r>
     </w:p>
     <w:p>
       <w:pPr>
-        <w:ind w:firstLine="425"/>
-        <w:jc w:val="both"/>
+        <w:jc w:val="left"/>
       </w:pPr>
       <w:r>
         <w:rPr>
-          <w:rFonts w:ascii="Times New Roman" w:hAnsi="Times New Roman" w:cs="Times New Roman"/>
-          <w:b w:val="0"/>
+          <w:rFonts w:ascii="Arial" w:hAnsi="Arial" w:eastAsia="Arial"/>
           <w:i w:val="0"/>
-          <w:sz w:val="24"/>
+          <w:color w:val="000000"/>
+          <w:sz w:val="22"/>
         </w:rPr>
-        <w:t>— Oğlum, mənə də balıq alarsanmı? — deyə məzlum baxışlarla adama müraciət etdi.</w:t>
+        <w:t>— Başqa bir istəyin varmı, xala?</w:t>
       </w:r>
     </w:p>
     <w:p>
       <w:pPr>
-        <w:ind w:firstLine="425"/>
-        <w:jc w:val="both"/>
+        <w:jc w:val="left"/>
       </w:pPr>
       <w:r>
         <w:rPr>
-          <w:rFonts w:ascii="Times New Roman" w:hAnsi="Times New Roman" w:cs="Times New Roman"/>
-          <w:b w:val="0"/>
+          <w:rFonts w:ascii="Arial" w:hAnsi="Arial" w:eastAsia="Arial"/>
           <w:i w:val="0"/>
-          <w:sz w:val="24"/>
+          <w:color w:val="000000"/>
+          <w:sz w:val="22"/>
         </w:rPr>
-        <w:t>— Əlbəttə, xala, alaram, — dedi və satıcıya:</w:t>
+        <w:t>Qadın cibindən boş dərman şüşəsi çıxardı. Bunun iki ay əvvəl aldığı göz dərmanı olduğunu, yenisini almağa gücü çatmadığı üçün görməsinin pisləşdiyini söylədi.</w:t>
       </w:r>
     </w:p>
     <w:p>
       <w:pPr>
-        <w:ind w:firstLine="425"/>
-        <w:jc w:val="both"/>
+        <w:jc w:val="left"/>
       </w:pPr>
       <w:r>
         <w:rPr>
-          <w:rFonts w:ascii="Times New Roman" w:hAnsi="Times New Roman" w:cs="Times New Roman"/>
-          <w:b w:val="0"/>
+          <w:rFonts w:ascii="Arial" w:hAnsi="Arial" w:eastAsia="Arial"/>
           <w:i w:val="0"/>
-          <w:sz w:val="24"/>
+          <w:color w:val="000000"/>
+          <w:sz w:val="22"/>
         </w:rPr>
-        <w:t>— Dörd kilo et: ikisi mənim, ikisi də xalanın, — dedi.</w:t>
+        <w:t>Kişi dərmanı almaq üçün aptekə getdi. Hadisəni izləyən balıqçı qadına stul verib oturtdu. Kişi yeni dərmanla qayıdanda balıqçının mərhəmətini görüb sevindi.</w:t>
       </w:r>
     </w:p>
     <w:p>
       <w:pPr>
-        <w:ind w:firstLine="425"/>
-        <w:jc w:val="both"/>
+        <w:jc w:val="left"/>
       </w:pPr>
       <w:r>
         <w:rPr>
-          <w:rFonts w:ascii="Times New Roman" w:hAnsi="Times New Roman" w:cs="Times New Roman"/>
-          <w:b w:val="0"/>
+          <w:rFonts w:ascii="Arial" w:hAnsi="Arial" w:eastAsia="Arial"/>
           <w:i w:val="0"/>
-          <w:sz w:val="24"/>
+          <w:color w:val="000000"/>
+          <w:sz w:val="22"/>
         </w:rPr>
-        <w:t>— Xala, balıq işi düzəldi, amma yanında çörək də gərəkdir. Çörəyin var? — deyə adam yaşlı qadına tərəf döndü.</w:t>
+        <w:t>Dərmanı qadına uzatdı, sonra cibində qalan bütün pulu da ona verdi. Qadın dua edərək evinə yollandı.</w:t>
       </w:r>
     </w:p>
     <w:p>
       <w:pPr>
-        <w:ind w:firstLine="425"/>
-        <w:jc w:val="both"/>
+        <w:jc w:val="left"/>
       </w:pPr>
       <w:r>
         <w:rPr>
-          <w:rFonts w:ascii="Times New Roman" w:hAnsi="Times New Roman" w:cs="Times New Roman"/>
-          <w:b w:val="0"/>
+          <w:rFonts w:ascii="Arial" w:hAnsi="Arial" w:eastAsia="Arial"/>
           <w:i w:val="0"/>
-          <w:sz w:val="24"/>
+          <w:color w:val="000000"/>
+          <w:sz w:val="22"/>
         </w:rPr>
-        <w:t>Qadın sanki dilini udmuşdu, səsi çıxmadı. Sonra qısıla-qısıla:</w:t>
+        <w:t>Kişi dayanacağa tərəf gedəndə balığın pulunu ödəmədiyini xatırladı. Cibində pul qalmamışdı. Balıqçı gülümsədi:</w:t>
       </w:r>
     </w:p>
     <w:p>
       <w:pPr>
-        <w:ind w:firstLine="425"/>
-        <w:jc w:val="both"/>
+        <w:jc w:val="left"/>
       </w:pPr>
       <w:r>
         <w:rPr>
-          <w:rFonts w:ascii="Times New Roman" w:hAnsi="Times New Roman" w:cs="Times New Roman"/>
-          <w:b w:val="0"/>
+          <w:rFonts w:ascii="Arial" w:hAnsi="Arial" w:eastAsia="Arial"/>
           <w:i w:val="0"/>
-          <w:sz w:val="24"/>
+          <w:color w:val="000000"/>
+          <w:sz w:val="22"/>
         </w:rPr>
-        <w:t>— Yoxdur, övladım, — deyə zəif səslə dilləndi.</w:t>
+        <w:t>— Get, qardaşım, halal olsun.</w:t>
       </w:r>
     </w:p>
     <w:p>
       <w:pPr>
-        <w:ind w:firstLine="425"/>
-        <w:jc w:val="both"/>
+        <w:jc w:val="left"/>
       </w:pPr>
       <w:r>
         <w:rPr>
-          <w:rFonts w:ascii="Times New Roman" w:hAnsi="Times New Roman" w:cs="Times New Roman"/>
-          <w:b w:val="0"/>
+          <w:rFonts w:ascii="Arial" w:hAnsi="Arial" w:eastAsia="Arial"/>
           <w:i w:val="0"/>
-          <w:sz w:val="24"/>
+          <w:color w:val="000000"/>
+          <w:sz w:val="22"/>
         </w:rPr>
-        <w:t>Adam tələm-tələsik yolun o biri tərəfindəki çörək dükanına qaçdı, dörd çörək alıb qayıtdı. Xalanın çörək payını verdi:</w:t>
+        <w:t>Yolpulu da qalmadığı üçün kişi evə piyada getdi. Qızına zəng edib balıq aldığını və tezliklə gələcəyini söylədi. Yağış altında addımlayarkən bu gün birinə fayda verə bildiyinə görə şükür etdi; göz yaşları yanağından süzülüb yağış suyuna qarışdı.</w:t>
       </w:r>
     </w:p>
     <w:p>
       <w:pPr>
-        <w:ind w:firstLine="425"/>
-        <w:jc w:val="both"/>
+        <w:pStyle w:val="Moral"/>
+        <w:keepNext/>
+        <w:keepLines/>
+        <w:widowControl/>
+        <w:spacing w:before="240" w:after="180" w:line="283" w:lineRule="auto"/>
+        <w:ind w:left="240" w:right="240"/>
+        <w:jc w:val="left"/>
+        <w:pBdr>
+          <w:top w:val="single" w:sz="8" w:space="7" w:color="E8D59A"/>
+          <w:left w:val="single" w:sz="32" w:space="11" w:color="C6A23A"/>
+          <w:bottom w:val="single" w:sz="8" w:space="7" w:color="E8D59A"/>
+          <w:right w:val="single" w:sz="8" w:space="11" w:color="E8D59A"/>
+        </w:pBdr>
+        <w:shd w:val="clear" w:color="auto" w:fill="FFF8E1"/>
       </w:pPr>
       <w:r>
         <w:rPr>
-          <w:rFonts w:ascii="Times New Roman" w:hAnsi="Times New Roman" w:cs="Times New Roman"/>
+          <w:rFonts w:ascii="Arial" w:hAnsi="Arial" w:eastAsia="Arial" w:cs="Arial"/>
+          <w:b/>
+          <w:i w:val="0"/>
+          <w:color w:val="9A7417"/>
+          <w:sz w:val="22"/>
+        </w:rPr>
+        <w:t xml:space="preserve">İbrət: </w:t>
+      </w:r>
+      <w:r>
+        <w:rPr>
+          <w:rFonts w:ascii="Arial" w:hAnsi="Arial" w:eastAsia="Arial" w:cs="Arial"/>
           <w:b w:val="0"/>
           <w:i w:val="0"/>
-          <w:sz w:val="24"/>
+          <w:color w:val="3F3826"/>
+          <w:sz w:val="22"/>
         </w:rPr>
-        <w:t>— Xala, daha bir istəyin varmı? — deyə soruşdu.</w:t>
+        <w:t>Yaxşılıq üçün böyük imkan gözləmə; o, var-dövlətin deyil, geniş ürəyin işidir. Ürəyi zəngin olan insan imkansız vaxtında da xeyir yolunu tapır.</w:t>
       </w:r>
     </w:p>
     <w:p>
       <w:pPr>
-        <w:ind w:firstLine="425"/>
-        <w:jc w:val="both"/>
+        <w:keepLines/>
+        <w:widowControl/>
+        <w:spacing w:before="60" w:after="0" w:line="240" w:lineRule="auto"/>
+        <w:jc w:val="right"/>
       </w:pPr>
       <w:r>
         <w:rPr>
-          <w:rFonts w:ascii="Times New Roman" w:hAnsi="Times New Roman" w:cs="Times New Roman"/>
-          <w:b w:val="0"/>
-          <w:i w:val="0"/>
-          <w:sz w:val="24"/>
-        </w:rPr>
-        <w:t>Qadın əlini cibinə salıb bir dərman şüşəsi çıxardı və utana-utana:</w:t>
-      </w:r>
-    </w:p>
-    <w:p>
-      <w:pPr>
-        <w:ind w:firstLine="425"/>
-        <w:jc w:val="both"/>
-      </w:pPr>
-      <w:r>
-        <w:rPr>
-          <w:rFonts w:ascii="Times New Roman" w:hAnsi="Times New Roman" w:cs="Times New Roman"/>
-          <w:b w:val="0"/>
-          <w:i w:val="0"/>
-          <w:sz w:val="24"/>
-        </w:rPr>
-        <w:t>— Var, oğlum, — dedi. — Bu, mənim göz dərmanımdır. Sonuncu dəfə iki ay əvvəl ala bilmişdim, indi şüşə boşalıb. Gözlərim getdikcə pis görür, yenisi lazımdır.</w:t>
-      </w:r>
-    </w:p>
-    <w:p>
-      <w:pPr>
-        <w:ind w:firstLine="425"/>
-        <w:jc w:val="both"/>
-      </w:pPr>
-      <w:r>
-        <w:rPr>
-          <w:rFonts w:ascii="Times New Roman" w:hAnsi="Times New Roman" w:cs="Times New Roman"/>
-          <w:b w:val="0"/>
-          <w:i w:val="0"/>
-          <w:sz w:val="24"/>
-        </w:rPr>
-        <w:t>Adam şüşəni qadının əlindən götürüb aptekə yollandı. Bu vaxt baş verənləri heyrətlə seyr edən balıq satıcısı bir stul gətirib qadına oturmağı təklif etdi:</w:t>
-      </w:r>
-    </w:p>
-    <w:p>
-      <w:pPr>
-        <w:ind w:firstLine="425"/>
-        <w:jc w:val="both"/>
-      </w:pPr>
-      <w:r>
-        <w:rPr>
-          <w:rFonts w:ascii="Times New Roman" w:hAnsi="Times New Roman" w:cs="Times New Roman"/>
-          <w:b w:val="0"/>
-          <w:i w:val="0"/>
-          <w:sz w:val="24"/>
-        </w:rPr>
-        <w:t>— Xala can, bu igid oğlan gələnə qədər sən burada otur.</w:t>
-      </w:r>
-    </w:p>
-    <w:p>
-      <w:pPr>
-        <w:ind w:firstLine="425"/>
-        <w:jc w:val="both"/>
-      </w:pPr>
-      <w:r>
-        <w:rPr>
-          <w:rFonts w:ascii="Times New Roman" w:hAnsi="Times New Roman" w:cs="Times New Roman"/>
-          <w:b w:val="0"/>
-          <w:i w:val="0"/>
-          <w:sz w:val="24"/>
-        </w:rPr>
-        <w:t>Az sonra adam əlində yeni dərman şüşəsi ilə qayıdanda balıqçının xalaya yer verdiyini görüb ürəyində «əhsən, mərhəmətli insan» dedi və dərmanı qadına uzatdı:</w:t>
-      </w:r>
-    </w:p>
-    <w:p>
-      <w:pPr>
-        <w:ind w:firstLine="425"/>
-        <w:jc w:val="both"/>
-      </w:pPr>
-      <w:r>
-        <w:rPr>
-          <w:rFonts w:ascii="Times New Roman" w:hAnsi="Times New Roman" w:cs="Times New Roman"/>
-          <w:b w:val="0"/>
-          <w:i w:val="0"/>
-          <w:sz w:val="24"/>
-        </w:rPr>
-        <w:t>— Daha bir istəyin varmı, ana? — deyə soruşdu.</w:t>
-      </w:r>
-    </w:p>
-    <w:p>
-      <w:pPr>
-        <w:ind w:firstLine="425"/>
-        <w:jc w:val="both"/>
-      </w:pPr>
-      <w:r>
-        <w:rPr>
-          <w:rFonts w:ascii="Times New Roman" w:hAnsi="Times New Roman" w:cs="Times New Roman"/>
-          <w:b w:val="0"/>
-          <w:i w:val="0"/>
-          <w:sz w:val="24"/>
-        </w:rPr>
-        <w:t>Cavab gəlmədiyini görəndə əlini cibinə salıb olan-qalan bütün pulunu çıxarıb ixtiyara verdi. Qadın:</w:t>
-      </w:r>
-    </w:p>
-    <w:p>
-      <w:pPr>
-        <w:ind w:firstLine="425"/>
-        <w:jc w:val="both"/>
-      </w:pPr>
-      <w:r>
-        <w:rPr>
-          <w:rFonts w:ascii="Times New Roman" w:hAnsi="Times New Roman" w:cs="Times New Roman"/>
-          <w:b w:val="0"/>
-          <w:i w:val="0"/>
-          <w:sz w:val="24"/>
-        </w:rPr>
-        <w:t>— Allah səndən razı olsun, övladım, — deyə-deyə üzündə təbəssümlə evinə yollandı.</w:t>
-      </w:r>
-    </w:p>
-    <w:p>
-      <w:pPr>
-        <w:ind w:firstLine="425"/>
-        <w:jc w:val="both"/>
-      </w:pPr>
-      <w:r>
-        <w:rPr>
-          <w:rFonts w:ascii="Times New Roman" w:hAnsi="Times New Roman" w:cs="Times New Roman"/>
-          <w:b w:val="0"/>
-          <w:i w:val="0"/>
-          <w:sz w:val="24"/>
-        </w:rPr>
-        <w:t>Adam savab iş gördüyünə görə məmnun halda avtobusuna minmək üçün dayanacağa yönələndə balığın pulunu ödəmədiyi yadına düşdü. Cibində bir qəpik də qalmadığından günahkar baxışlarla balıqçıya baxdı. Balıqçı sadəcə gülümsədi:</w:t>
-      </w:r>
-    </w:p>
-    <w:p>
-      <w:pPr>
-        <w:ind w:firstLine="425"/>
-        <w:jc w:val="both"/>
-      </w:pPr>
-      <w:r>
-        <w:rPr>
-          <w:rFonts w:ascii="Times New Roman" w:hAnsi="Times New Roman" w:cs="Times New Roman"/>
-          <w:b w:val="0"/>
-          <w:i w:val="0"/>
-          <w:sz w:val="24"/>
-        </w:rPr>
-        <w:t>— Get, qardaşım, halal olsun, — dedi.</w:t>
-      </w:r>
-    </w:p>
-    <w:p>
-      <w:pPr>
-        <w:ind w:firstLine="425"/>
-        <w:jc w:val="both"/>
-      </w:pPr>
-      <w:r>
-        <w:rPr>
-          <w:rFonts w:ascii="Times New Roman" w:hAnsi="Times New Roman" w:cs="Times New Roman"/>
-          <w:b w:val="0"/>
-          <w:i w:val="0"/>
-          <w:sz w:val="24"/>
-        </w:rPr>
-        <w:t>Adam şükür edərək dayanacağa yönəldi, amma yol pulu da olmadığından evə piyada getməli oldu. Eybi yox, hardasa yarımsaatlıq yol idi, tezliklə çatacaqdı. Evə zəng etdi.</w:t>
-      </w:r>
-    </w:p>
-    <w:p>
-      <w:pPr>
-        <w:ind w:firstLine="425"/>
-        <w:jc w:val="both"/>
-      </w:pPr>
-      <w:r>
-        <w:rPr>
-          <w:rFonts w:ascii="Times New Roman" w:hAnsi="Times New Roman" w:cs="Times New Roman"/>
-          <w:b w:val="0"/>
-          <w:i w:val="0"/>
-          <w:sz w:val="24"/>
-        </w:rPr>
-        <w:t>— Ata, hardasan? Nə vaxt gəlirsən? — deyə qızı soruşdu.</w:t>
-      </w:r>
-    </w:p>
-    <w:p>
-      <w:pPr>
-        <w:ind w:firstLine="425"/>
-        <w:jc w:val="both"/>
-      </w:pPr>
-      <w:r>
-        <w:rPr>
-          <w:rFonts w:ascii="Times New Roman" w:hAnsi="Times New Roman" w:cs="Times New Roman"/>
-          <w:b w:val="0"/>
-          <w:i w:val="0"/>
-          <w:sz w:val="24"/>
-        </w:rPr>
-        <w:t>— Qızım, gülüm, çox çəkməz, tezliklə gələcəyəm. Anana de ki, balıq almışam; axşam balıq yeyəcəyik, — deyib evə tərəf yollandı.</w:t>
-      </w:r>
-    </w:p>
-    <w:p>
-      <w:pPr>
-        <w:ind w:firstLine="425"/>
-        <w:jc w:val="both"/>
-      </w:pPr>
-      <w:r>
-        <w:rPr>
-          <w:rFonts w:ascii="Times New Roman" w:hAnsi="Times New Roman" w:cs="Times New Roman"/>
-          <w:b w:val="0"/>
-          <w:i w:val="0"/>
-          <w:sz w:val="24"/>
-        </w:rPr>
-        <w:t>Ürəyində sevinə-sevinə əllərini göyə qaldırdı:</w:t>
-      </w:r>
-    </w:p>
-    <w:p>
-      <w:pPr>
-        <w:ind w:firstLine="425"/>
-        <w:jc w:val="both"/>
-      </w:pPr>
-      <w:r>
-        <w:rPr>
-          <w:rFonts w:ascii="Times New Roman" w:hAnsi="Times New Roman" w:cs="Times New Roman"/>
-          <w:b w:val="0"/>
-          <w:i w:val="0"/>
-          <w:sz w:val="24"/>
-        </w:rPr>
-        <w:t>— Allahım, sənə şükürlər olsun, bu gün məni savab sahibi etdin, — deyə dua etdi.</w:t>
-      </w:r>
-    </w:p>
-    <w:p>
-      <w:pPr>
-        <w:ind w:firstLine="425"/>
-        <w:jc w:val="both"/>
-      </w:pPr>
-      <w:r>
-        <w:rPr>
-          <w:rFonts w:ascii="Times New Roman" w:hAnsi="Times New Roman" w:cs="Times New Roman"/>
-          <w:b w:val="0"/>
-          <w:i w:val="0"/>
-          <w:sz w:val="24"/>
-        </w:rPr>
-        <w:t>Yağmağa başlayan yağış üzündən addımlarını yeyinlətdi; gözündən axan yaşlar isə yanağından süzülüb küçə boyu axan su selinə qarışdı.</w:t>
-      </w:r>
-    </w:p>
-    <w:p>
-      <w:pPr>
-        <w:spacing w:after="40"/>
-      </w:pPr>
-    </w:p>
-    <w:p>
-      <w:pPr>
-        <w:pBdr>
-          <w:top w:val="single" w:sz="4" w:space="6" w:color="D9C7A3"/>
-          <w:left w:val="single" w:sz="24" w:space="12" w:color="B8860B"/>
-          <w:bottom w:val="single" w:sz="4" w:space="6" w:color="D9C7A3"/>
-          <w:right w:val="single" w:sz="4" w:space="10" w:color="D9C7A3"/>
-        </w:pBdr>
-        <w:shd w:val="clear" w:color="auto" w:fill="FBF6EA"/>
-        <w:spacing w:before="0" w:after="60"/>
-        <w:ind w:left="227" w:right="113"/>
-        <w:jc w:val="both"/>
-      </w:pPr>
-      <w:r>
-        <w:rPr>
-          <w:rFonts w:ascii="Times New Roman" w:hAnsi="Times New Roman" w:cs="Times New Roman"/>
+          <w:rFonts w:ascii="Arial" w:hAnsi="Arial" w:eastAsia="Arial" w:cs="Arial"/>
           <w:b w:val="0"/>
           <w:i/>
-          <w:color w:val="333333"/>
-          <w:sz w:val="24"/>
+          <w:color w:val="8A7950"/>
+          <w:sz w:val="17"/>
         </w:rPr>
-        <w:t>Yaxşılıq üçün əlverişli an gözləmə; o, böyük imkanın deyil, geniş ürəyin işidir. Ürəyi bol olan kasıbkən də xeyir yolunu tapar.</w:t>
+        <w:t>Hekayə açıq İnternet mənbələrindən əldə olunub.</w:t>
       </w:r>
-    </w:p>
-    <w:p>
-      <w:pPr>
-        <w:spacing w:after="120"/>
-      </w:pPr>
     </w:p>
     <w:sectPr>
       <w:pgSz w:w="12240" w:h="15840"/>
-      <w:pgMar w:top="1417" w:right="1417" w:bottom="1417" w:left="1417" w:header="720" w:footer="720" w:gutter="0"/>
+      <w:pgMar w:top="1440" w:right="1440" w:bottom="1440" w:left="1440" w:header="708" w:footer="708" w:gutter="0"/>
       <w:cols w:space="720"/>
       <w:docGrid w:linePitch="360"/>
     </w:sectPr>
@@ -868,12 +629,12 @@
     <w:qFormat/>
     <w:rsid w:val="00FC693F"/>
     <w:pPr>
-      <w:spacing w:line="276" w:lineRule="auto" w:after="120" w:before="0"/>
-      <w:jc w:val="both"/>
+      <w:spacing w:before="0" w:after="80" w:line="276" w:lineRule="auto"/>
     </w:pPr>
     <w:rPr>
-      <w:rFonts w:ascii="Times New Roman" w:hAnsi="Times New Roman" w:cs="Times New Roman"/>
-      <w:sz w:val="24"/>
+      <w:rFonts w:ascii="Arial" w:hAnsi="Arial" w:eastAsia="Arial"/>
+      <w:color w:val="000000"/>
+      <w:sz w:val="22"/>
     </w:rPr>
   </w:style>
   <w:style w:type="paragraph" w:styleId="Header">
@@ -931,17 +692,15 @@
     <w:pPr>
       <w:keepNext/>
       <w:keepLines/>
-      <w:spacing w:before="360" w:after="160"/>
-      <w:jc w:val="left"/>
+      <w:spacing w:before="480" w:after="0"/>
       <w:outlineLvl w:val="0"/>
     </w:pPr>
     <w:rPr>
-      <w:rFonts w:asciiTheme="majorHAnsi" w:eastAsiaTheme="majorEastAsia" w:hAnsiTheme="majorHAnsi" w:cstheme="majorBidi" w:ascii="Times New Roman" w:hAnsi="Times New Roman" w:cs="Times New Roman"/>
+      <w:rFonts w:asciiTheme="majorHAnsi" w:eastAsiaTheme="majorEastAsia" w:hAnsiTheme="majorHAnsi" w:cstheme="majorBidi"/>
       <w:b/>
       <w:bCs/>
-      <w:i w:val="0"/>
-      <w:color w:val="1F1F1F"/>
-      <w:sz w:val="30"/>
+      <w:color w:val="365F91" w:themeColor="accent1" w:themeShade="BF"/>
+      <w:sz w:val="28"/>
       <w:szCs w:val="28"/>
     </w:rPr>
   </w:style>
@@ -12559,6 +12318,18 @@
         <w:shd w:val="clear" w:color="auto" w:fill="FBCAA2" w:themeFill="accent6" w:themeFillTint="7F"/>
       </w:tcPr>
     </w:tblStylePr>
+  </w:style>
+  <w:style w:type="paragraph" w:customStyle="1" w:styleId="Moral">
+    <w:name w:val="Moral"/>
+    <w:basedOn w:val="Normal"/>
+    <w:pPr>
+      <w:spacing w:before="80" w:after="0" w:line="276" w:lineRule="auto"/>
+    </w:pPr>
+    <w:rPr>
+      <w:rFonts w:ascii="Arial" w:hAnsi="Arial" w:eastAsia="Arial"/>
+      <w:i/>
+      <w:sz w:val="22"/>
+    </w:rPr>
   </w:style>
 </w:styles>
 </file>
